--- a/templates/FORM_SAMPLE_REGISTER.docx
+++ b/templates/FORM_SAMPLE_REGISTER.docx
@@ -24,7 +24,7 @@
     </w:p>
     <w:tbl>
       <w:tblPr>
-        <w:tblW w:w="15139" w:type="dxa"/>
+        <w:tblW w:w="16620" w:type="dxa"/>
         <w:jc w:val="center"/>
         <w:tblInd w:w="0" w:type="dxa"/>
         <w:tblLayout w:type="fixed"/>
@@ -41,6 +41,7 @@
         <w:gridCol w:w="1294"/>
         <w:gridCol w:w="1425"/>
         <w:gridCol w:w="1481"/>
+        <w:gridCol w:w="1481"/>
         <w:gridCol w:w="4691"/>
         <w:gridCol w:w="666"/>
         <w:gridCol w:w="1003"/>
@@ -82,7 +83,7 @@
                 <w:szCs w:val="21"/>
                 <w:lang w:val="en-US" w:eastAsia="zh-CN"/>
               </w:rPr>
-              <w:t>样品编号</w:t>
+              <w:t>实验室样品编号</w:t>
             </w:r>
           </w:p>
         </w:tc>
@@ -239,7 +240,59 @@
                 <w:szCs w:val="21"/>
                 <w:lang w:val="en-US" w:eastAsia="zh-CN"/>
               </w:rPr>
-              <w:t>产品编号</w:t>
+              <w:t>生产单位</w:t>
+            </w:r>
+          </w:p>
+        </w:tc>
+        <w:tc>
+          <w:tcPr>
+            <w:tcW w:w="1481" w:type="dxa"/>
+            <w:tcBorders>
+              <w:top w:val="single" w:sz="4" w:space="0" w:color="000000"/>
+              <w:left w:val="single" w:sz="4" w:space="0" w:color="000000"/>
+              <w:bottom w:val="single" w:sz="4" w:space="0" w:color="000000"/>
+              <w:right w:val="single" w:sz="4" w:space="0" w:color="000000"/>
+            </w:tcBorders>
+            <w:shd w:fill="F2F2F2" w:val="clear"/>
+            <w:vAlign w:val="center"/>
+          </w:tcPr>
+          <w:p>
+            <w:pPr>
+              <w:pStyle w:val="Normal"/>
+              <w:jc w:val="center"/>
+              <w:rPr>
+                <w:rFonts w:ascii="楷体" w:hAnsi="楷体" w:eastAsia="楷体" w:cs="楷体"/>
+                <w:b/>
+                <w:szCs w:val="21"/>
+                <w:lang w:val="en-US" w:eastAsia="zh-CN"/>
+              </w:rPr>
+            </w:pPr>
+            <w:r>
+              <w:rPr>
+                <w:rFonts w:ascii="楷体" w:hAnsi="楷体" w:cs="楷体" w:eastAsia="楷体"/>
+                <w:b/>
+                <w:szCs w:val="21"/>
+                <w:lang w:val="en-US" w:eastAsia="zh-CN"/>
+              </w:rPr>
+              <w:t>样品编号</w:t>
+            </w:r>
+            <w:r>
+              <w:rPr>
+                <w:rFonts w:eastAsia="楷体" w:cs="楷体" w:ascii="楷体" w:hAnsi="楷体"/>
+                <w:b/>
+                <w:szCs w:val="21"/>
+                <w:lang w:val="en-US" w:eastAsia="zh-CN"/>
+              </w:rPr>
+              <w:t>/</w:t>
+            </w:r>
+            <w:r>
+              <w:rPr>
+                <w:rFonts w:ascii="楷体" w:hAnsi="楷体" w:cs="楷体" w:eastAsia="楷体"/>
+                <w:b/>
+                <w:szCs w:val="21"/>
+                <w:lang w:val="en-US" w:eastAsia="zh-CN"/>
+              </w:rPr>
+              <w:t>批号</w:t>
             </w:r>
           </w:p>
         </w:tc>
@@ -564,6 +617,35 @@
         </w:tc>
         <w:tc>
           <w:tcPr>
+            <w:tcW w:w="1481" w:type="dxa"/>
+            <w:tcBorders>
+              <w:top w:val="single" w:sz="4" w:space="0" w:color="000000"/>
+              <w:left w:val="single" w:sz="4" w:space="0" w:color="000000"/>
+              <w:bottom w:val="single" w:sz="4" w:space="0" w:color="000000"/>
+              <w:right w:val="single" w:sz="4" w:space="0" w:color="000000"/>
+            </w:tcBorders>
+            <w:vAlign w:val="center"/>
+          </w:tcPr>
+          <w:p>
+            <w:pPr>
+              <w:pStyle w:val="Normal"/>
+              <w:snapToGrid w:val="false"/>
+              <w:jc w:val="center"/>
+              <w:rPr>
+                <w:rFonts w:ascii="楷体" w:hAnsi="楷体" w:eastAsia="楷体" w:cs="楷体"/>
+                <w:szCs w:val="21"/>
+              </w:rPr>
+            </w:pPr>
+            <w:r>
+              <w:rPr>
+                <w:rFonts w:eastAsia="楷体" w:cs="楷体" w:ascii="楷体" w:hAnsi="楷体"/>
+                <w:szCs w:val="21"/>
+              </w:rPr>
+            </w:r>
+          </w:p>
+        </w:tc>
+        <w:tc>
+          <w:tcPr>
             <w:tcW w:w="4691" w:type="dxa"/>
             <w:tcBorders>
               <w:top w:val="single" w:sz="4" w:space="0" w:color="000000"/>
@@ -863,6 +945,35 @@
         </w:tc>
         <w:tc>
           <w:tcPr>
+            <w:tcW w:w="1481" w:type="dxa"/>
+            <w:tcBorders>
+              <w:top w:val="single" w:sz="4" w:space="0" w:color="000000"/>
+              <w:left w:val="single" w:sz="4" w:space="0" w:color="000000"/>
+              <w:bottom w:val="single" w:sz="4" w:space="0" w:color="000000"/>
+              <w:right w:val="single" w:sz="4" w:space="0" w:color="000000"/>
+            </w:tcBorders>
+            <w:vAlign w:val="center"/>
+          </w:tcPr>
+          <w:p>
+            <w:pPr>
+              <w:pStyle w:val="Normal"/>
+              <w:snapToGrid w:val="false"/>
+              <w:jc w:val="center"/>
+              <w:rPr>
+                <w:rFonts w:ascii="楷体" w:hAnsi="楷体" w:eastAsia="楷体" w:cs="楷体"/>
+                <w:szCs w:val="21"/>
+              </w:rPr>
+            </w:pPr>
+            <w:r>
+              <w:rPr>
+                <w:rFonts w:eastAsia="楷体" w:cs="楷体" w:ascii="楷体" w:hAnsi="楷体"/>
+                <w:szCs w:val="21"/>
+              </w:rPr>
+            </w:r>
+          </w:p>
+        </w:tc>
+        <w:tc>
+          <w:tcPr>
             <w:tcW w:w="4691" w:type="dxa"/>
             <w:tcBorders>
               <w:top w:val="single" w:sz="4" w:space="0" w:color="000000"/>
@@ -1162,6 +1273,35 @@
         </w:tc>
         <w:tc>
           <w:tcPr>
+            <w:tcW w:w="1481" w:type="dxa"/>
+            <w:tcBorders>
+              <w:top w:val="single" w:sz="4" w:space="0" w:color="000000"/>
+              <w:left w:val="single" w:sz="4" w:space="0" w:color="000000"/>
+              <w:bottom w:val="single" w:sz="4" w:space="0" w:color="000000"/>
+              <w:right w:val="single" w:sz="4" w:space="0" w:color="000000"/>
+            </w:tcBorders>
+            <w:vAlign w:val="center"/>
+          </w:tcPr>
+          <w:p>
+            <w:pPr>
+              <w:pStyle w:val="Normal"/>
+              <w:snapToGrid w:val="false"/>
+              <w:jc w:val="center"/>
+              <w:rPr>
+                <w:rFonts w:ascii="楷体" w:hAnsi="楷体" w:eastAsia="楷体" w:cs="楷体"/>
+                <w:szCs w:val="21"/>
+              </w:rPr>
+            </w:pPr>
+            <w:r>
+              <w:rPr>
+                <w:rFonts w:eastAsia="楷体" w:cs="楷体" w:ascii="楷体" w:hAnsi="楷体"/>
+                <w:szCs w:val="21"/>
+              </w:rPr>
+            </w:r>
+          </w:p>
+        </w:tc>
+        <w:tc>
+          <w:tcPr>
             <w:tcW w:w="4691" w:type="dxa"/>
             <w:tcBorders>
               <w:top w:val="single" w:sz="4" w:space="0" w:color="000000"/>
@@ -1461,6 +1601,35 @@
         </w:tc>
         <w:tc>
           <w:tcPr>
+            <w:tcW w:w="1481" w:type="dxa"/>
+            <w:tcBorders>
+              <w:top w:val="single" w:sz="4" w:space="0" w:color="000000"/>
+              <w:left w:val="single" w:sz="4" w:space="0" w:color="000000"/>
+              <w:bottom w:val="single" w:sz="4" w:space="0" w:color="000000"/>
+              <w:right w:val="single" w:sz="4" w:space="0" w:color="000000"/>
+            </w:tcBorders>
+            <w:vAlign w:val="center"/>
+          </w:tcPr>
+          <w:p>
+            <w:pPr>
+              <w:pStyle w:val="Normal"/>
+              <w:snapToGrid w:val="false"/>
+              <w:jc w:val="center"/>
+              <w:rPr>
+                <w:rFonts w:ascii="楷体" w:hAnsi="楷体" w:eastAsia="楷体" w:cs="楷体"/>
+                <w:szCs w:val="21"/>
+              </w:rPr>
+            </w:pPr>
+            <w:r>
+              <w:rPr>
+                <w:rFonts w:eastAsia="楷体" w:cs="楷体" w:ascii="楷体" w:hAnsi="楷体"/>
+                <w:szCs w:val="21"/>
+              </w:rPr>
+            </w:r>
+          </w:p>
+        </w:tc>
+        <w:tc>
+          <w:tcPr>
             <w:tcW w:w="4691" w:type="dxa"/>
             <w:tcBorders>
               <w:top w:val="single" w:sz="4" w:space="0" w:color="000000"/>
@@ -1760,6 +1929,35 @@
         </w:tc>
         <w:tc>
           <w:tcPr>
+            <w:tcW w:w="1481" w:type="dxa"/>
+            <w:tcBorders>
+              <w:top w:val="single" w:sz="4" w:space="0" w:color="000000"/>
+              <w:left w:val="single" w:sz="4" w:space="0" w:color="000000"/>
+              <w:bottom w:val="single" w:sz="4" w:space="0" w:color="000000"/>
+              <w:right w:val="single" w:sz="4" w:space="0" w:color="000000"/>
+            </w:tcBorders>
+            <w:vAlign w:val="center"/>
+          </w:tcPr>
+          <w:p>
+            <w:pPr>
+              <w:pStyle w:val="Normal"/>
+              <w:snapToGrid w:val="false"/>
+              <w:jc w:val="center"/>
+              <w:rPr>
+                <w:rFonts w:ascii="楷体" w:hAnsi="楷体" w:eastAsia="楷体" w:cs="楷体"/>
+                <w:szCs w:val="21"/>
+              </w:rPr>
+            </w:pPr>
+            <w:r>
+              <w:rPr>
+                <w:rFonts w:eastAsia="楷体" w:cs="楷体" w:ascii="楷体" w:hAnsi="楷体"/>
+                <w:szCs w:val="21"/>
+              </w:rPr>
+            </w:r>
+          </w:p>
+        </w:tc>
+        <w:tc>
+          <w:tcPr>
             <w:tcW w:w="4691" w:type="dxa"/>
             <w:tcBorders>
               <w:top w:val="single" w:sz="4" w:space="0" w:color="000000"/>
@@ -2059,6 +2257,35 @@
         </w:tc>
         <w:tc>
           <w:tcPr>
+            <w:tcW w:w="1481" w:type="dxa"/>
+            <w:tcBorders>
+              <w:top w:val="single" w:sz="4" w:space="0" w:color="000000"/>
+              <w:left w:val="single" w:sz="4" w:space="0" w:color="000000"/>
+              <w:bottom w:val="single" w:sz="4" w:space="0" w:color="000000"/>
+              <w:right w:val="single" w:sz="4" w:space="0" w:color="000000"/>
+            </w:tcBorders>
+            <w:vAlign w:val="center"/>
+          </w:tcPr>
+          <w:p>
+            <w:pPr>
+              <w:pStyle w:val="Normal"/>
+              <w:snapToGrid w:val="false"/>
+              <w:jc w:val="center"/>
+              <w:rPr>
+                <w:rFonts w:ascii="楷体" w:hAnsi="楷体" w:eastAsia="楷体" w:cs="楷体"/>
+                <w:szCs w:val="21"/>
+              </w:rPr>
+            </w:pPr>
+            <w:r>
+              <w:rPr>
+                <w:rFonts w:eastAsia="楷体" w:cs="楷体" w:ascii="楷体" w:hAnsi="楷体"/>
+                <w:szCs w:val="21"/>
+              </w:rPr>
+            </w:r>
+          </w:p>
+        </w:tc>
+        <w:tc>
+          <w:tcPr>
             <w:tcW w:w="4691" w:type="dxa"/>
             <w:tcBorders>
               <w:top w:val="single" w:sz="4" w:space="0" w:color="000000"/>
@@ -2358,6 +2585,35 @@
         </w:tc>
         <w:tc>
           <w:tcPr>
+            <w:tcW w:w="1481" w:type="dxa"/>
+            <w:tcBorders>
+              <w:top w:val="single" w:sz="4" w:space="0" w:color="000000"/>
+              <w:left w:val="single" w:sz="4" w:space="0" w:color="000000"/>
+              <w:bottom w:val="single" w:sz="4" w:space="0" w:color="000000"/>
+              <w:right w:val="single" w:sz="4" w:space="0" w:color="000000"/>
+            </w:tcBorders>
+            <w:vAlign w:val="center"/>
+          </w:tcPr>
+          <w:p>
+            <w:pPr>
+              <w:pStyle w:val="Normal"/>
+              <w:snapToGrid w:val="false"/>
+              <w:jc w:val="center"/>
+              <w:rPr>
+                <w:rFonts w:ascii="楷体" w:hAnsi="楷体" w:eastAsia="楷体" w:cs="楷体"/>
+                <w:szCs w:val="21"/>
+              </w:rPr>
+            </w:pPr>
+            <w:r>
+              <w:rPr>
+                <w:rFonts w:eastAsia="楷体" w:cs="楷体" w:ascii="楷体" w:hAnsi="楷体"/>
+                <w:szCs w:val="21"/>
+              </w:rPr>
+            </w:r>
+          </w:p>
+        </w:tc>
+        <w:tc>
+          <w:tcPr>
             <w:tcW w:w="4691" w:type="dxa"/>
             <w:tcBorders>
               <w:top w:val="single" w:sz="4" w:space="0" w:color="000000"/>
@@ -2657,6 +2913,35 @@
         </w:tc>
         <w:tc>
           <w:tcPr>
+            <w:tcW w:w="1481" w:type="dxa"/>
+            <w:tcBorders>
+              <w:top w:val="single" w:sz="4" w:space="0" w:color="000000"/>
+              <w:left w:val="single" w:sz="4" w:space="0" w:color="000000"/>
+              <w:bottom w:val="single" w:sz="4" w:space="0" w:color="000000"/>
+              <w:right w:val="single" w:sz="4" w:space="0" w:color="000000"/>
+            </w:tcBorders>
+            <w:vAlign w:val="center"/>
+          </w:tcPr>
+          <w:p>
+            <w:pPr>
+              <w:pStyle w:val="Normal"/>
+              <w:snapToGrid w:val="false"/>
+              <w:jc w:val="center"/>
+              <w:rPr>
+                <w:rFonts w:ascii="楷体" w:hAnsi="楷体" w:eastAsia="楷体" w:cs="楷体"/>
+                <w:szCs w:val="21"/>
+              </w:rPr>
+            </w:pPr>
+            <w:r>
+              <w:rPr>
+                <w:rFonts w:eastAsia="楷体" w:cs="楷体" w:ascii="楷体" w:hAnsi="楷体"/>
+                <w:szCs w:val="21"/>
+              </w:rPr>
+            </w:r>
+          </w:p>
+        </w:tc>
+        <w:tc>
+          <w:tcPr>
             <w:tcW w:w="4691" w:type="dxa"/>
             <w:tcBorders>
               <w:top w:val="single" w:sz="4" w:space="0" w:color="000000"/>
@@ -2956,6 +3241,35 @@
         </w:tc>
         <w:tc>
           <w:tcPr>
+            <w:tcW w:w="1481" w:type="dxa"/>
+            <w:tcBorders>
+              <w:top w:val="single" w:sz="4" w:space="0" w:color="000000"/>
+              <w:left w:val="single" w:sz="4" w:space="0" w:color="000000"/>
+              <w:bottom w:val="single" w:sz="4" w:space="0" w:color="000000"/>
+              <w:right w:val="single" w:sz="4" w:space="0" w:color="000000"/>
+            </w:tcBorders>
+            <w:vAlign w:val="center"/>
+          </w:tcPr>
+          <w:p>
+            <w:pPr>
+              <w:pStyle w:val="Normal"/>
+              <w:snapToGrid w:val="false"/>
+              <w:jc w:val="center"/>
+              <w:rPr>
+                <w:rFonts w:ascii="楷体" w:hAnsi="楷体" w:eastAsia="楷体" w:cs="楷体"/>
+                <w:szCs w:val="21"/>
+              </w:rPr>
+            </w:pPr>
+            <w:r>
+              <w:rPr>
+                <w:rFonts w:eastAsia="楷体" w:cs="楷体" w:ascii="楷体" w:hAnsi="楷体"/>
+                <w:szCs w:val="21"/>
+              </w:rPr>
+            </w:r>
+          </w:p>
+        </w:tc>
+        <w:tc>
+          <w:tcPr>
             <w:tcW w:w="4691" w:type="dxa"/>
             <w:tcBorders>
               <w:top w:val="single" w:sz="4" w:space="0" w:color="000000"/>
@@ -3255,6 +3569,35 @@
         </w:tc>
         <w:tc>
           <w:tcPr>
+            <w:tcW w:w="1481" w:type="dxa"/>
+            <w:tcBorders>
+              <w:top w:val="single" w:sz="4" w:space="0" w:color="000000"/>
+              <w:left w:val="single" w:sz="4" w:space="0" w:color="000000"/>
+              <w:bottom w:val="single" w:sz="4" w:space="0" w:color="000000"/>
+              <w:right w:val="single" w:sz="4" w:space="0" w:color="000000"/>
+            </w:tcBorders>
+            <w:vAlign w:val="center"/>
+          </w:tcPr>
+          <w:p>
+            <w:pPr>
+              <w:pStyle w:val="Normal"/>
+              <w:snapToGrid w:val="false"/>
+              <w:jc w:val="center"/>
+              <w:rPr>
+                <w:rFonts w:ascii="楷体" w:hAnsi="楷体" w:eastAsia="楷体" w:cs="楷体"/>
+                <w:szCs w:val="21"/>
+              </w:rPr>
+            </w:pPr>
+            <w:r>
+              <w:rPr>
+                <w:rFonts w:eastAsia="楷体" w:cs="楷体" w:ascii="楷体" w:hAnsi="楷体"/>
+                <w:szCs w:val="21"/>
+              </w:rPr>
+            </w:r>
+          </w:p>
+        </w:tc>
+        <w:tc>
+          <w:tcPr>
             <w:tcW w:w="4691" w:type="dxa"/>
             <w:tcBorders>
               <w:top w:val="single" w:sz="4" w:space="0" w:color="000000"/>
@@ -3497,6 +3840,35 @@
         <w:tc>
           <w:tcPr>
             <w:tcW w:w="1425" w:type="dxa"/>
+            <w:tcBorders>
+              <w:top w:val="single" w:sz="4" w:space="0" w:color="000000"/>
+              <w:left w:val="single" w:sz="4" w:space="0" w:color="000000"/>
+              <w:bottom w:val="single" w:sz="4" w:space="0" w:color="000000"/>
+              <w:right w:val="single" w:sz="4" w:space="0" w:color="000000"/>
+            </w:tcBorders>
+            <w:vAlign w:val="center"/>
+          </w:tcPr>
+          <w:p>
+            <w:pPr>
+              <w:pStyle w:val="Normal"/>
+              <w:snapToGrid w:val="false"/>
+              <w:jc w:val="center"/>
+              <w:rPr>
+                <w:rFonts w:ascii="楷体" w:hAnsi="楷体" w:eastAsia="楷体" w:cs="楷体"/>
+                <w:szCs w:val="21"/>
+              </w:rPr>
+            </w:pPr>
+            <w:r>
+              <w:rPr>
+                <w:rFonts w:eastAsia="楷体" w:cs="楷体" w:ascii="楷体" w:hAnsi="楷体"/>
+                <w:szCs w:val="21"/>
+              </w:rPr>
+            </w:r>
+          </w:p>
+        </w:tc>
+        <w:tc>
+          <w:tcPr>
+            <w:tcW w:w="1481" w:type="dxa"/>
             <w:tcBorders>
               <w:top w:val="single" w:sz="4" w:space="0" w:color="000000"/>
               <w:left w:val="single" w:sz="4" w:space="0" w:color="000000"/>
